--- a/BaronieSignatures/Templates/Switzerland/Baronie Switzerland.docx
+++ b/BaronieSignatures/Templates/Switzerland/Baronie Switzerland.docx
@@ -130,72 +130,70 @@
     <w:p>
       <w:pPr>
         <w:spacing w:after="0" w:line="315" w:lineRule="atLeast"/>
-        <w:rPr>
-          <w:rFonts w:eastAsia="Times New Roman" w:cstheme="minorHAnsi"/>
-        </w:rPr>
       </w:pPr>
       <w:r>
         <w:rPr>
           <w:rFonts w:eastAsia="Times New Roman" w:cstheme="minorHAnsi"/>
           <w:color w:val="000000" w:themeColor="text1"/>
-        </w:rPr>
-        <w:t xml:space="preserve">T telephonenr   </w:t>
+          <w:lang w:val="it-IT"/>
+        </w:rPr>
+        <w:t xml:space="preserve">T </w:t>
+      </w:r>
+      <w:proofErr w:type="spellStart"/>
+      <w:r>
+        <w:rPr>
+          <w:rFonts w:eastAsia="Times New Roman" w:cstheme="minorHAnsi"/>
+          <w:color w:val="000000" w:themeColor="text1"/>
+          <w:lang w:val="it-IT"/>
+        </w:rPr>
+        <w:t>telephonenr</w:t>
+      </w:r>
+      <w:proofErr w:type="spellEnd"/>
+      <w:r>
+        <w:rPr>
+          <w:rFonts w:eastAsia="Times New Roman" w:cstheme="minorHAnsi"/>
+          <w:color w:val="000000" w:themeColor="text1"/>
+          <w:lang w:val="it-IT"/>
+        </w:rPr>
+        <w:t xml:space="preserve">   </w:t>
       </w:r>
       <w:r>
         <w:rPr>
           <w:rFonts w:eastAsia="Times New Roman" w:cstheme="minorHAnsi"/>
           <w:color w:val="000000" w:themeColor="text1"/>
+          <w:lang w:val="it-IT"/>
         </w:rPr>
         <w:br/>
+      </w:r>
+      <w:r>
+        <w:rPr>
+          <w:lang w:val="it-IT"/>
+        </w:rPr>
+        <w:t>COMOD TRADING SA</w:t>
       </w:r>
       <w:hyperlink r:id="rId7" w:history="1">
         <w:r>
           <w:rPr>
             <w:rFonts w:eastAsia="Times New Roman" w:cstheme="minorHAnsi"/>
+            <w:lang w:val="it-IT"/>
           </w:rPr>
-          <w:t>Baronie Switzerland SA</w:t>
+          <w:t xml:space="preserve"> • Via </w:t>
         </w:r>
+        <w:proofErr w:type="spellStart"/>
         <w:r>
           <w:rPr>
             <w:rFonts w:eastAsia="Times New Roman" w:cstheme="minorHAnsi"/>
+            <w:lang w:val="it-IT"/>
           </w:rPr>
-          <w:t xml:space="preserve"> • </w:t>
+          <w:t>Rompada</w:t>
         </w:r>
+        <w:proofErr w:type="spellEnd"/>
         <w:r>
           <w:rPr>
             <w:rFonts w:eastAsia="Times New Roman" w:cstheme="minorHAnsi"/>
+            <w:lang w:val="it-IT"/>
           </w:rPr>
-          <w:t xml:space="preserve">Via Rompada 36 </w:t>
-        </w:r>
-        <w:r>
-          <w:rPr>
-            <w:rFonts w:eastAsia="Times New Roman" w:cstheme="minorHAnsi"/>
-          </w:rPr>
-          <w:t xml:space="preserve">• </w:t>
-        </w:r>
-        <w:r>
-          <w:rPr>
-            <w:rFonts w:eastAsia="Times New Roman" w:cstheme="minorHAnsi"/>
-          </w:rPr>
-          <w:t>6987 Caslano</w:t>
-        </w:r>
-        <w:r>
-          <w:rPr>
-            <w:rFonts w:eastAsia="Times New Roman" w:cstheme="minorHAnsi"/>
-          </w:rPr>
-          <w:t xml:space="preserve"> • </w:t>
-        </w:r>
-        <w:r>
-          <w:rPr>
-            <w:rFonts w:eastAsia="Times New Roman" w:cstheme="minorHAnsi"/>
-          </w:rPr>
-          <w:t>S</w:t>
-        </w:r>
-        <w:r>
-          <w:rPr>
-            <w:rFonts w:eastAsia="Times New Roman" w:cstheme="minorHAnsi"/>
-          </w:rPr>
-          <w:t>WITZERLAND</w:t>
+          <w:t xml:space="preserve"> 36 • 6987 Caslano • SWITZERLAND</w:t>
         </w:r>
       </w:hyperlink>
     </w:p>
@@ -204,7 +202,33 @@
         <w:spacing w:after="0" w:line="315" w:lineRule="atLeast"/>
         <w:rPr>
           <w:rFonts w:eastAsia="Times New Roman" w:cstheme="minorHAnsi"/>
+          <w:color w:val="FF0000"/>
+          <w:lang w:val="en-US"/>
+        </w:rPr>
+      </w:pPr>
+      <w:r>
+        <w:rPr>
+          <w:color w:val="FF0000"/>
+          <w:lang w:val="en-US"/>
+        </w:rPr>
+        <w:t>Baronie Switzerland and COMOD TRADING SA have merged into a single company.</w:t>
+      </w:r>
+      <w:r>
+        <w:rPr>
+          <w:color w:val="FF0000"/>
+          <w:lang w:val="en-US"/>
+        </w:rPr>
+        <w:br/>
+        <w:t>We kindly ask suppliers to update records, documentation and invoicing details accordingly.</w:t>
+      </w:r>
+    </w:p>
+    <w:p>
+      <w:pPr>
+        <w:spacing w:after="0" w:line="315" w:lineRule="atLeast"/>
+        <w:rPr>
+          <w:rFonts w:eastAsia="Times New Roman" w:cstheme="minorHAnsi"/>
           <w:color w:val="000000" w:themeColor="text1"/>
+          <w:lang w:val="en-US"/>
         </w:rPr>
       </w:pPr>
     </w:p>
@@ -833,7 +857,6 @@
   <w:style w:type="character" w:default="1" w:styleId="DefaultParagraphFont">
     <w:name w:val="Default Paragraph Font"/>
     <w:uiPriority w:val="1"/>
-    <w:semiHidden/>
     <w:unhideWhenUsed/>
   </w:style>
   <w:style w:type="table" w:default="1" w:styleId="TableNormal">
@@ -861,12 +884,23 @@
     <w:name w:val="Hyperlink"/>
     <w:basedOn w:val="DefaultParagraphFont"/>
     <w:uiPriority w:val="99"/>
-    <w:semiHidden/>
     <w:unhideWhenUsed/>
     <w:rsid w:val="008A1467"/>
     <w:rPr>
       <w:color w:val="0000FF"/>
       <w:u w:val="single"/>
+    </w:rPr>
+  </w:style>
+  <w:style w:type="character" w:styleId="UnresolvedMention">
+    <w:name w:val="Unresolved Mention"/>
+    <w:basedOn w:val="DefaultParagraphFont"/>
+    <w:uiPriority w:val="99"/>
+    <w:semiHidden/>
+    <w:unhideWhenUsed/>
+    <w:rsid w:val="00932F03"/>
+    <w:rPr>
+      <w:color w:val="605E5C"/>
+      <w:shd w:val="clear" w:color="auto" w:fill="E1DFDD"/>
     </w:rPr>
   </w:style>
 </w:styles>
